--- a/绪论/绪论实验报告.docx
+++ b/绪论/绪论实验报告.docx
@@ -38,17 +38,8 @@
           <w:rFonts w:eastAsia="黑体" w:hint="eastAsia"/>
           <w:lang w:eastAsia="zh-CN"/>
         </w:rPr>
-        <w:t>一、按有效数字规则计算并</w:t>
-      </w:r>
-      <w:proofErr w:type="gramStart"/>
-      <w:r>
-        <w:rPr>
-          <w:rFonts w:eastAsia="黑体" w:hint="eastAsia"/>
-          <w:lang w:eastAsia="zh-CN"/>
-        </w:rPr>
-        <w:t>进行修约</w:t>
-      </w:r>
-      <w:proofErr w:type="gramEnd"/>
+        <w:t>一、按有效数字规则计算并进行修约</w:t>
+      </w:r>
       <w:r>
         <w:rPr>
           <w:rFonts w:eastAsia="黑体" w:hint="eastAsia"/>
@@ -665,23 +656,7 @@
           <w:rFonts w:eastAsia="楷体" w:hint="eastAsia"/>
           <w:lang w:eastAsia="zh-CN"/>
         </w:rPr>
-        <w:t>，</w:t>
-      </w:r>
-      <w:proofErr w:type="gramStart"/>
-      <w:r>
-        <w:rPr>
-          <w:rFonts w:eastAsia="楷体" w:hint="eastAsia"/>
-          <w:lang w:eastAsia="zh-CN"/>
-        </w:rPr>
-        <w:t>修约为</w:t>
-      </w:r>
-      <w:proofErr w:type="gramEnd"/>
-      <w:r>
-        <w:rPr>
-          <w:rFonts w:eastAsia="楷体" w:hint="eastAsia"/>
-          <w:lang w:eastAsia="zh-CN"/>
-        </w:rPr>
-        <w:t>两位有效数字得</w:t>
+        <w:t>，修约为两位有效数字得</w:t>
       </w:r>
       <w:r>
         <w:rPr>
@@ -910,23 +885,7 @@
           <w:rFonts w:eastAsia="楷体" w:hint="eastAsia"/>
           <w:lang w:eastAsia="zh-CN"/>
         </w:rPr>
-        <w:t>，</w:t>
-      </w:r>
-      <w:proofErr w:type="gramStart"/>
-      <w:r>
-        <w:rPr>
-          <w:rFonts w:eastAsia="楷体" w:hint="eastAsia"/>
-          <w:lang w:eastAsia="zh-CN"/>
-        </w:rPr>
-        <w:t>修约为</w:t>
-      </w:r>
-      <w:proofErr w:type="gramEnd"/>
-      <w:r>
-        <w:rPr>
-          <w:rFonts w:eastAsia="楷体" w:hint="eastAsia"/>
-          <w:lang w:eastAsia="zh-CN"/>
-        </w:rPr>
-        <w:t>三位有效数字得</w:t>
+        <w:t>，修约为三位有效数字得</w:t>
       </w:r>
       <w:r>
         <w:rPr>
@@ -1086,23 +1045,7 @@
           <w:rFonts w:eastAsia="楷体" w:hint="eastAsia"/>
           <w:lang w:eastAsia="zh-CN"/>
         </w:rPr>
-        <w:t>，</w:t>
-      </w:r>
-      <w:proofErr w:type="gramStart"/>
-      <w:r>
-        <w:rPr>
-          <w:rFonts w:eastAsia="楷体" w:hint="eastAsia"/>
-          <w:lang w:eastAsia="zh-CN"/>
-        </w:rPr>
-        <w:t>修约为</w:t>
-      </w:r>
-      <w:proofErr w:type="gramEnd"/>
-      <w:r>
-        <w:rPr>
-          <w:rFonts w:eastAsia="楷体" w:hint="eastAsia"/>
-          <w:lang w:eastAsia="zh-CN"/>
-        </w:rPr>
-        <w:t>两位小数得</w:t>
+        <w:t>，修约为两位小数得</w:t>
       </w:r>
       <w:r>
         <w:rPr>
@@ -1403,33 +1346,8 @@
           <w:rFonts w:eastAsia="楷体" w:hint="eastAsia"/>
           <w:lang w:eastAsia="zh-CN"/>
         </w:rPr>
-        <w:t>。根据乘方</w:t>
-      </w:r>
-      <w:proofErr w:type="gramStart"/>
-      <w:r>
-        <w:rPr>
-          <w:rFonts w:eastAsia="楷体" w:hint="eastAsia"/>
-          <w:lang w:eastAsia="zh-CN"/>
-        </w:rPr>
-        <w:t>修约规则</w:t>
-      </w:r>
-      <w:proofErr w:type="gramEnd"/>
-      <w:r>
-        <w:rPr>
-          <w:rFonts w:eastAsia="楷体" w:hint="eastAsia"/>
-          <w:lang w:eastAsia="zh-CN"/>
-        </w:rPr>
-        <w:t>，</w:t>
-      </w:r>
-      <w:proofErr w:type="gramStart"/>
-      <w:r>
-        <w:rPr>
-          <w:rFonts w:eastAsia="楷体" w:hint="eastAsia"/>
-          <w:lang w:eastAsia="zh-CN"/>
-        </w:rPr>
-        <w:t>结果修约为</w:t>
-      </w:r>
-      <w:proofErr w:type="gramEnd"/>
+        <w:t>。根据乘方修约规则，结果修约为</w:t>
+      </w:r>
       <w:r>
         <w:rPr>
           <w:rFonts w:eastAsia="楷体"/>
@@ -3295,7 +3213,6 @@
     <w:p>
       <w:pPr>
         <w:rPr>
-          <w:rFonts w:hint="eastAsia"/>
           <w:lang w:eastAsia="zh-CN"/>
         </w:rPr>
       </w:pPr>
@@ -3303,7 +3220,6 @@
     <w:p>
       <w:pPr>
         <w:rPr>
-          <w:rFonts w:hint="eastAsia"/>
           <w:lang w:eastAsia="zh-CN"/>
         </w:rPr>
       </w:pPr>
@@ -4087,22 +4003,13 @@
           <w:lang w:eastAsia="zh-CN"/>
         </w:rPr>
       </w:pPr>
-      <w:proofErr w:type="gramStart"/>
       <w:r>
         <w:rPr>
           <w:rFonts w:eastAsia="楷体" w:hint="eastAsia"/>
           <w:lang w:eastAsia="zh-CN"/>
         </w:rPr>
         <w:lastRenderedPageBreak/>
-        <w:t>偏导时</w:t>
-      </w:r>
-      <w:proofErr w:type="gramEnd"/>
-      <w:r>
-        <w:rPr>
-          <w:rFonts w:eastAsia="楷体" w:hint="eastAsia"/>
-          <w:lang w:eastAsia="zh-CN"/>
-        </w:rPr>
-        <w:t>可将其他自变量看作常数，代入不确定度公式，最终得到：</w:t>
+        <w:t>偏导时可将其他自变量看作常数，代入不确定度公式，最终得到：</w:t>
       </w:r>
     </w:p>
     <w:p>
@@ -4698,7 +4605,6 @@
     <w:p>
       <w:pPr>
         <w:rPr>
-          <w:rFonts w:hint="eastAsia"/>
           <w:lang w:eastAsia="zh-CN"/>
         </w:rPr>
       </w:pPr>
@@ -5137,7 +5043,6 @@
     <w:p>
       <w:pPr>
         <w:rPr>
-          <w:rFonts w:hint="eastAsia"/>
           <w:lang w:eastAsia="zh-CN"/>
         </w:rPr>
       </w:pPr>
@@ -5588,7 +5493,6 @@
     <w:p>
       <w:pPr>
         <w:rPr>
-          <w:rFonts w:hint="eastAsia"/>
           <w:lang w:eastAsia="zh-CN"/>
         </w:rPr>
       </w:pPr>
@@ -7021,14 +6925,12 @@
             <w:tcW w:w="0" w:type="auto"/>
           </w:tcPr>
           <w:p>
-            <w:proofErr w:type="spellStart"/>
             <w:r>
               <w:rPr>
                 <w:rFonts w:eastAsia="楷体" w:hint="eastAsia"/>
               </w:rPr>
               <w:t>序号</w:t>
             </w:r>
-            <w:proofErr w:type="spellEnd"/>
             <w:r>
               <w:rPr>
                 <w:rFonts w:eastAsia="楷体"/>
@@ -8344,6 +8246,13 @@
             <m:t>1.94</m:t>
           </m:r>
           <m:r>
+            <w:rPr>
+              <w:rFonts w:ascii="Cambria Math" w:hAnsi="Cambria Math"/>
+              <w:lang w:eastAsia="zh-CN"/>
+            </w:rPr>
+            <m:t>0</m:t>
+          </m:r>
+          <m:r>
             <m:rPr>
               <m:sty m:val="p"/>
             </m:rPr>
@@ -8358,7 +8267,21 @@
               <w:rFonts w:ascii="Cambria Math" w:hAnsi="Cambria Math"/>
               <w:lang w:eastAsia="zh-CN"/>
             </w:rPr>
-            <m:t>0.07</m:t>
+            <m:t>0.0</m:t>
+          </m:r>
+          <m:r>
+            <w:rPr>
+              <w:rFonts w:ascii="Cambria Math" w:hAnsi="Cambria Math"/>
+              <w:lang w:eastAsia="zh-CN"/>
+            </w:rPr>
+            <m:t>0</m:t>
+          </m:r>
+          <m:r>
+            <w:rPr>
+              <w:rFonts w:ascii="Cambria Math" w:hAnsi="Cambria Math"/>
+              <w:lang w:eastAsia="zh-CN"/>
+            </w:rPr>
+            <m:t>7</m:t>
           </m:r>
           <m:r>
             <m:rPr>
@@ -10304,7 +10227,6 @@
         </w:rPr>
       </w:pPr>
       <w:bookmarkStart w:id="6" w:name="回归系数"/>
-      <w:proofErr w:type="spellStart"/>
       <w:r>
         <w:rPr>
           <w:rFonts w:eastAsia="黑体" w:hint="eastAsia"/>
@@ -10313,7 +10235,6 @@
         <w:lastRenderedPageBreak/>
         <w:t>回归系数</w:t>
       </w:r>
-      <w:proofErr w:type="spellEnd"/>
     </w:p>
     <w:p>
       <m:oMathPara>
